--- a/Curriculo/output/Resume_Afonso_FullStack.docx
+++ b/Curriculo/output/Resume_Afonso_FullStack.docx
@@ -66,7 +66,7 @@
           <w:color w:val="000000"/>
           <w:sz w:val="22"/>
         </w:rPr>
-        <w:t>SUMMARY</w:t>
+        <w:t>PROFESSIONAL SUMMARY</w:t>
       </w:r>
     </w:p>
     <w:p>
@@ -82,7 +82,7 @@
           <w:color w:val="000000"/>
           <w:sz w:val="20"/>
         </w:rPr>
-        <w:t>Senior Full-Stack Engineer with 7 years of market experience architecting and operating distributed systems end to end. Currently owns the streaming domain of a large-scale smart-city video monitoring platform — WebRTC, LL-HLS, real-time analytics and event-driven microservices on Kubernetes. Deep specialist in video streaming and platform engineering; staff-track scope with full ownership from system design to production.</w:t>
+        <w:t>Senior Full-Stack Engineer with 7 years of market experience, working across the entire stack, from frontend to infrastructure, and a specialist in video streaming and distributed systems. I currently own the camera and video domain of a large-scale smart-city video monitoring platform, which involves WebRTC, LL-HLS, real-time analytics and event-driven microservices on Kubernetes, with full ownership from system design to production. I work daily with Spec-Driven Development (SDD) and AI coding agents.</w:t>
       </w:r>
     </w:p>
     <w:p>
@@ -117,7 +117,7 @@
           <w:color w:val="000000"/>
           <w:sz w:val="20"/>
         </w:rPr>
-        <w:t>**Backend &amp; Microservices:</w:t>
+        <w:t>Backend &amp; Microservices:</w:t>
       </w:r>
       <w:r>
         <w:rPr>
@@ -127,7 +127,7 @@
           <w:color w:val="000000"/>
           <w:sz w:val="20"/>
         </w:rPr>
-        <w:t xml:space="preserve"> ** NestJS, Node.js, Go, Kotlin (Ktor), Kafka, Redis, BullMQ, Kong, CQRS, Event-Driven Architecture, REST, WebSockets</w:t>
+        <w:t xml:space="preserve"> NestJS, Node.js, Go, Kotlin (Ktor), Kafka, Redis, BullMQ, Kong, CQRS, event-driven architecture, REST, WebSockets</w:t>
       </w:r>
     </w:p>
     <w:p>
@@ -143,7 +143,7 @@
           <w:color w:val="000000"/>
           <w:sz w:val="20"/>
         </w:rPr>
-        <w:t>**Data:</w:t>
+        <w:t>Data:</w:t>
       </w:r>
       <w:r>
         <w:rPr>
@@ -153,7 +153,7 @@
           <w:color w:val="000000"/>
           <w:sz w:val="20"/>
         </w:rPr>
-        <w:t xml:space="preserve"> ** PostgreSQL (time partitioning, zero-downtime indexing), Prisma, Drizzle, Supabase</w:t>
+        <w:t xml:space="preserve"> PostgreSQL (time partitioning, zero-downtime indexing), Prisma, Drizzle, Supabase</w:t>
       </w:r>
     </w:p>
     <w:p>
@@ -169,7 +169,7 @@
           <w:color w:val="000000"/>
           <w:sz w:val="20"/>
         </w:rPr>
-        <w:t>**Video &amp; Streaming:</w:t>
+        <w:t>Video &amp; Streaming:</w:t>
       </w:r>
       <w:r>
         <w:rPr>
@@ -179,7 +179,7 @@
           <w:color w:val="000000"/>
           <w:sz w:val="20"/>
         </w:rPr>
-        <w:t xml:space="preserve"> ** FFmpeg/NVENC, WebRTC, HLS/LL-HLS, ABR, H.264/H.265, ONVIF, LiveKit, Cloudflare R2/CDN</w:t>
+        <w:t xml:space="preserve"> FFmpeg/NVENC, WebRTC, HLS/LL-HLS, ABR, H.264/H.265, ONVIF, LiveKit, Cloudflare R2/CDN</w:t>
       </w:r>
     </w:p>
     <w:p>
@@ -195,7 +195,7 @@
           <w:color w:val="000000"/>
           <w:sz w:val="20"/>
         </w:rPr>
-        <w:t>**Frontend:</w:t>
+        <w:t>Frontend &amp; Mobile:</w:t>
       </w:r>
       <w:r>
         <w:rPr>
@@ -205,7 +205,7 @@
           <w:color w:val="000000"/>
           <w:sz w:val="20"/>
         </w:rPr>
-        <w:t xml:space="preserve"> ** Next.js (App Router, RSC), React, Angular, TypeScript, TailwindCSS, Zustand, TanStack Query</w:t>
+        <w:t xml:space="preserve"> Next.js (App Router, RSC), React, TypeScript, TailwindCSS, Zustand, TanStack Query, React Native (Expo)</w:t>
       </w:r>
     </w:p>
     <w:p>
@@ -221,7 +221,7 @@
           <w:color w:val="000000"/>
           <w:sz w:val="20"/>
         </w:rPr>
-        <w:t>**Quality &amp; Observability:</w:t>
+        <w:t>AI-Assisted Engineering:</w:t>
       </w:r>
       <w:r>
         <w:rPr>
@@ -231,7 +231,7 @@
           <w:color w:val="000000"/>
           <w:sz w:val="20"/>
         </w:rPr>
-        <w:t xml:space="preserve"> ** Testcontainers, Jest, Prometheus, Pino structured logging</w:t>
+        <w:t xml:space="preserve"> Spec-Driven Development (SDD), AI coding agents (Claude Code), MCP servers, LLM-powered product features (OpenAI GPT)</w:t>
       </w:r>
     </w:p>
     <w:p>
@@ -247,7 +247,7 @@
           <w:color w:val="000000"/>
           <w:sz w:val="20"/>
         </w:rPr>
-        <w:t>**DevOps &amp; Cloud:</w:t>
+        <w:t>DevOps &amp; Quality:</w:t>
       </w:r>
       <w:r>
         <w:rPr>
@@ -257,7 +257,7 @@
           <w:color w:val="000000"/>
           <w:sz w:val="20"/>
         </w:rPr>
-        <w:t xml:space="preserve"> ** Docker, Kubernetes (RKE2), Helm, Terraform, GitHub Actions, Nx monorepo (remote cache), AWS, Vercel</w:t>
+        <w:t xml:space="preserve"> Docker, Kubernetes (RKE2), Helm, Terraform, GitHub Actions, Nx monorepo (remote cache), Testcontainers, Prometheus, Pino</w:t>
       </w:r>
     </w:p>
     <w:p>
@@ -276,7 +276,7 @@
           <w:color w:val="000000"/>
           <w:sz w:val="22"/>
         </w:rPr>
-        <w:t>EXPERIENCE</w:t>
+        <w:t>PROFESSIONAL EXPERIENCE</w:t>
       </w:r>
     </w:p>
     <w:p>
@@ -335,7 +335,7 @@
           <w:color w:val="000000"/>
           <w:sz w:val="20"/>
         </w:rPr>
-        <w:t>Owns the streaming domain of a large-scale smart-city video platform: WebRTC with LL-HLS fallback (~250ms), dynamic H.265/H.264 codec negotiation per-client and adaptive quality via native camera substreams — infrastructure cost per camera, not per viewer.</w:t>
+        <w:t>Own the camera and video domain of a large-scale smart-city video platform, built on 27 NestJS microservices with an Nx monorepo, Kafka, Kong, PostgreSQL/Prisma, Redis and CQRS.</w:t>
       </w:r>
     </w:p>
     <w:p>
@@ -362,7 +362,7 @@
           <w:color w:val="000000"/>
           <w:sz w:val="20"/>
         </w:rPr>
-        <w:t>Built the real-time video analytics pipeline: per-frame detections on edge devices, on-device Kafka producers and an idempotent reconciler that restores analytics state after device reboots.</w:t>
+        <w:t>Architected the platform's low-latency streaming stack, which combines WebRTC with LL-HLS fallback (~250 ms), dynamic H.265/H.264 codec negotiation based on client capability and adaptive quality through native camera substreams, keeping infrastructure costs tied to cameras rather than viewers.</w:t>
       </w:r>
     </w:p>
     <w:p>
@@ -389,7 +389,7 @@
           <w:color w:val="000000"/>
           <w:sz w:val="20"/>
         </w:rPr>
-        <w:t>Designed multi-camera event correlation (sliding-window clustering, UUIDv5 alarm dedup, auto-resolution) and telemetry at scale — time-partitioned PostgreSQL, Prometheus metrics, zero-downtime indexing.</w:t>
+        <w:t>Built the real-time video analytics pipeline, with per-frame detections on edge devices, on-device Kafka producers and idempotent reconciliation after reboots, as well as multi-camera event correlation with sliding-window clustering and UUIDv5 alarm deduplication on time-partitioned PostgreSQL.</w:t>
       </w:r>
     </w:p>
     <w:p>
@@ -416,7 +416,7 @@
           <w:color w:val="000000"/>
           <w:sz w:val="20"/>
         </w:rPr>
-        <w:t>Delivered the platform's notification gateway from scratch: email, WhatsApp, WebSocket and push via BullMQ (exponential backoff, DLQ), multi-locale Handlebars templates and full audit trail.</w:t>
+        <w:t>Delivered the platform's notification gateway from scratch, with email, WhatsApp, WebSocket and push channels backed by BullMQ (exponential backoff and DLQ), multi-language Handlebars templates and a complete audit trail.</w:t>
       </w:r>
     </w:p>
     <w:p>
@@ -443,7 +443,34 @@
           <w:color w:val="000000"/>
           <w:sz w:val="20"/>
         </w:rPr>
-        <w:t>Established CI integration-test gate (Testcontainers), remote Nx cache and production Kubernetes provisioning (RKE2 + Terraform + Helm); 75+ merged PRs in 5 months. Selected to lead the platform's upcoming mobile application.</w:t>
+        <w:t>Established the CI integration-test gate (Testcontainers), the remote Nx cache and the production Kubernetes provisioning (RKE2, Terraform and Helm); merged 75+ pull requests in 5 months and am the lead engineer responsible for the platform's mobile application.</w:t>
+      </w:r>
+    </w:p>
+    <w:p>
+      <w:pPr>
+        <w:spacing w:before="10" w:after="10" w:line="259" w:lineRule="auto"/>
+        <w:ind w:left="357" w:hanging="181"/>
+        <w:jc w:val="left"/>
+      </w:pPr>
+      <w:r>
+        <w:rPr>
+          <w:rFonts w:ascii="Calibri" w:hAnsi="Calibri"/>
+          <w:b w:val="0"/>
+          <w:i w:val="0"/>
+          <w:color w:val="000000"/>
+          <w:sz w:val="20"/>
+        </w:rPr>
+        <w:t xml:space="preserve">• </w:t>
+      </w:r>
+      <w:r>
+        <w:rPr>
+          <w:rFonts w:ascii="Calibri" w:hAnsi="Calibri"/>
+          <w:b w:val="0"/>
+          <w:i w:val="0"/>
+          <w:color w:val="000000"/>
+          <w:sz w:val="20"/>
+        </w:rPr>
+        <w:t>Work with Spec-Driven Development (SDD) and AI coding agents (Claude Code) in the delivery workflow, in which features are specified before implementation and executed under human review and CI gates.</w:t>
       </w:r>
     </w:p>
     <w:p>
@@ -459,7 +486,7 @@
           <w:color w:val="000000"/>
           <w:sz w:val="21"/>
         </w:rPr>
-        <w:t>Full Stack Engineer — JHONROB Silos e Secadores</w:t>
+        <w:t>Full-Stack Engineer — JHONROB Silos e Secadores</w:t>
       </w:r>
     </w:p>
     <w:p>
@@ -502,7 +529,7 @@
           <w:color w:val="000000"/>
           <w:sz w:val="20"/>
         </w:rPr>
-        <w:t>Led GEM ERP (Next.js + Supabase/PostgreSQL): reduced commercial proposal errors by 80%, increased monthly profit ~14%, 100+ daily active users — real-time multi-view Kanban, corporate chat, GPT-powered assistant and append-only audit trail.</w:t>
+        <w:t>Led GEM ERP (Next.js and Supabase/PostgreSQL) and built its mobile app in React Native, achieving an 80% reduction in commercial proposal errors, a ~14% increase in monthly profit and 100+ daily active users, with real-time multi-view Kanban, corporate chat, a GPT-powered assistant and an append-only audit trail.</w:t>
       </w:r>
     </w:p>
     <w:p>
@@ -529,7 +556,7 @@
           <w:color w:val="000000"/>
           <w:sz w:val="20"/>
         </w:rPr>
-        <w:t>Engineered Kotlin Multiplatform tooling (Compose + Ktor + SQLDelight) for automated CAD export workflows and Android field-ops modules; multi-layer caching with sub-200ms real-time sync via Docker/Nginx VPS.</w:t>
+        <w:t>Developed Kotlin Multiplatform tooling (Compose, Ktor and SQLDelight) for automated CAD export workflows and Android modules for factory floor operators, with multi-layer caching and sub-200 ms real-time sync on a Docker/Nginx VPS.</w:t>
       </w:r>
     </w:p>
     <w:p>
@@ -577,7 +604,17 @@
           <w:color w:val="000000"/>
           <w:sz w:val="20"/>
         </w:rPr>
-        <w:t>Stormzplus — Subscription VOD Platform (Founder &amp; Lead Engineer)</w:t>
+        <w:t>Stormzplus — Subscription Streaming Platform (Founder)</w:t>
+      </w:r>
+      <w:r>
+        <w:rPr>
+          <w:rFonts w:ascii="Calibri" w:hAnsi="Calibri"/>
+          <w:b w:val="0"/>
+          <w:i w:val="0"/>
+          <w:color w:val="000000"/>
+          <w:sz w:val="20"/>
+        </w:rPr>
+        <w:t xml:space="preserve"> · mobile, web and admin</w:t>
       </w:r>
     </w:p>
     <w:p>
@@ -604,7 +641,7 @@
           <w:color w:val="000000"/>
           <w:sz w:val="20"/>
         </w:rPr>
-        <w:t>Full-stack streaming platform: Next.js + Supabase, GPU-accelerated Go/FFmpeg/NVENC transcoding (240p–4K HLS), Cloudflare R2/CDN, Stripe + Mercado Pago PIX subscriptions with idempotent webhooks.</w:t>
+        <w:t>Built the entire VOD platform with Next.js and Supabase, a GPU-accelerated Go transcoding pipeline using FFmpeg/NVENC (240p to 4K HLS), Cloudflare R2/CDN, and Stripe and Mercado Pago (PIX) subscriptions with idempotent webhooks.</w:t>
       </w:r>
     </w:p>
     <w:p>
@@ -631,7 +668,7 @@
           <w:color w:val="000000"/>
           <w:sz w:val="20"/>
         </w:rPr>
-        <w:t>LiveKit Watch Party (up to 50 concurrent viewers) with custom signaling over data channels; custom HLS player with captions, resume, quality selector and background playback.</w:t>
+        <w:t>Implemented a Watch Party via LiveKit that supports up to 50 concurrent viewers with custom signaling over data channels, plus a custom HLS player with subtitles, playback resume, a quality selector and background playback.</w:t>
       </w:r>
     </w:p>
     <w:p>
@@ -648,6 +685,16 @@
           <w:sz w:val="20"/>
         </w:rPr>
         <w:t>Orça Norte — B2B Construction Marketplace (orcanorte.com.br)</w:t>
+      </w:r>
+      <w:r>
+        <w:rPr>
+          <w:rFonts w:ascii="Calibri" w:hAnsi="Calibri"/>
+          <w:b w:val="0"/>
+          <w:i w:val="0"/>
+          <w:color w:val="000000"/>
+          <w:sz w:val="20"/>
+        </w:rPr>
+        <w:t xml:space="preserve"> · App Store</w:t>
       </w:r>
     </w:p>
     <w:p>
@@ -674,7 +721,34 @@
           <w:color w:val="000000"/>
           <w:sz w:val="20"/>
         </w:rPr>
-        <w:t>SSR/ISR marketplace for 500+ companies: multi-tenant vendor system, subscription plans, RBAC and operational dashboards. Next.js, Prisma, PostgreSQL, NextAuth.</w:t>
+        <w:t>Built an SSR/ISR marketplace with 500+ registered companies, a multi-tenant vendor system, subscription plans, RBAC and operational dashboards, using Next.js, Prisma, PostgreSQL and NextAuth.</w:t>
+      </w:r>
+    </w:p>
+    <w:p>
+      <w:pPr>
+        <w:spacing w:before="10" w:after="10" w:line="259" w:lineRule="auto"/>
+        <w:ind w:left="357" w:hanging="181"/>
+        <w:jc w:val="left"/>
+      </w:pPr>
+      <w:r>
+        <w:rPr>
+          <w:rFonts w:ascii="Calibri" w:hAnsi="Calibri"/>
+          <w:b w:val="0"/>
+          <w:i w:val="0"/>
+          <w:color w:val="000000"/>
+          <w:sz w:val="20"/>
+        </w:rPr>
+        <w:t xml:space="preserve">• </w:t>
+      </w:r>
+      <w:r>
+        <w:rPr>
+          <w:rFonts w:ascii="Calibri" w:hAnsi="Calibri"/>
+          <w:b w:val="0"/>
+          <w:i w:val="0"/>
+          <w:color w:val="000000"/>
+          <w:sz w:val="20"/>
+        </w:rPr>
+        <w:t>Shipped the marketplace's consumer app to the App Store, developed with Expo and expo-router, TanStack Query, Sign in with Apple, push notifications and OTA updates.</w:t>
       </w:r>
     </w:p>
     <w:p>
@@ -690,7 +764,7 @@
           <w:color w:val="000000"/>
           <w:sz w:val="21"/>
         </w:rPr>
-        <w:t>Full Stack Developer — TopSapp</w:t>
+        <w:t>Full-Stack Developer — TopSapp</w:t>
       </w:r>
     </w:p>
     <w:p>
@@ -733,7 +807,7 @@
           <w:color w:val="000000"/>
           <w:sz w:val="20"/>
         </w:rPr>
-        <w:t>ISP management interfaces (Next.js/React); legacy system migration; GitLab CI/CD; Scrum/Kanban delivery.</w:t>
+        <w:t>Developed management interfaces for internet service providers with Next.js and React, migrated legacy systems and worked with GitLab CI/CD in Scrum and Kanban deliveries.</w:t>
       </w:r>
     </w:p>
     <w:p>
@@ -792,7 +866,7 @@
           <w:color w:val="000000"/>
           <w:sz w:val="20"/>
         </w:rPr>
-        <w:t>PostgreSQL schema design, query optimization and financial/operational reporting.</w:t>
+        <w:t>Designed PostgreSQL schemas, optimized queries and built financial and operational reports.</w:t>
       </w:r>
     </w:p>
     <w:p>
@@ -853,7 +927,7 @@
           <w:color w:val="000000"/>
           <w:sz w:val="20"/>
         </w:rPr>
-        <w:t>Go video ingestion service with FFmpeg/NVENC GPU acceleration, HLS transcoding and Cloudflare R2 storage.</w:t>
+        <w:t>Go video ingestion service with GPU acceleration (FFmpeg/NVENC), HLS transcoding and Cloudflare R2 storage.</w:t>
       </w:r>
     </w:p>
     <w:p>
@@ -872,7 +946,7 @@
           <w:color w:val="000000"/>
           <w:sz w:val="22"/>
         </w:rPr>
-        <w:t>EDUCATION &amp; CERTIFICATIONS</w:t>
+        <w:t>EDUCATION &amp; LANGUAGES</w:t>
       </w:r>
     </w:p>
     <w:p>
@@ -888,7 +962,7 @@
           <w:color w:val="000000"/>
           <w:sz w:val="20"/>
         </w:rPr>
-        <w:t>B.Sc. Information Systems</w:t>
+        <w:t>B.Sc. in Information Systems</w:t>
       </w:r>
       <w:r>
         <w:rPr>
@@ -899,41 +973,6 @@
           <w:sz w:val="20"/>
         </w:rPr>
         <w:t xml:space="preserve"> — Unemat Sinop · 2020–2024</w:t>
-      </w:r>
-    </w:p>
-    <w:p>
-      <w:pPr>
-        <w:spacing w:before="0" w:after="40" w:line="276" w:lineRule="auto"/>
-        <w:jc w:val="left"/>
-      </w:pPr>
-      <w:r>
-        <w:rPr>
-          <w:rFonts w:ascii="Calibri" w:hAnsi="Calibri"/>
-          <w:b w:val="0"/>
-          <w:i w:val="0"/>
-          <w:color w:val="000000"/>
-          <w:sz w:val="20"/>
-        </w:rPr>
-        <w:t>Meta Back-End Developer Professional Certificate · IBM Full Stack Software Developer Professional Certificate</w:t>
-      </w:r>
-    </w:p>
-    <w:p>
-      <w:pPr>
-        <w:spacing w:before="200" w:after="80" w:line="240" w:lineRule="auto"/>
-        <w:jc w:val="left"/>
-        <w:pBdr>
-          <w:bottom w:val="single" w:sz="6" w:space="1" w:color="000000"/>
-        </w:pBdr>
-      </w:pPr>
-      <w:r>
-        <w:rPr>
-          <w:rFonts w:ascii="Calibri" w:hAnsi="Calibri"/>
-          <w:b/>
-          <w:i w:val="0"/>
-          <w:color w:val="000000"/>
-          <w:sz w:val="22"/>
-        </w:rPr>
-        <w:t>LANGUAGES</w:t>
       </w:r>
     </w:p>
     <w:p>
@@ -949,7 +988,7 @@
           <w:color w:val="000000"/>
           <w:sz w:val="20"/>
         </w:rPr>
-        <w:t>Portuguese:</w:t>
+        <w:t>Certifications:</w:t>
       </w:r>
       <w:r>
         <w:rPr>
@@ -959,11 +998,37 @@
           <w:color w:val="000000"/>
           <w:sz w:val="20"/>
         </w:rPr>
-        <w:t xml:space="preserve"> Native · English: B2 — technical communication and client meetings</w:t>
+        <w:t xml:space="preserve"> Meta Back-End Developer Professional Certificate · IBM Full Stack Software Developer Professional Certificate</w:t>
+      </w:r>
+    </w:p>
+    <w:p>
+      <w:pPr>
+        <w:spacing w:before="10" w:after="10" w:line="259" w:lineRule="auto"/>
+        <w:jc w:val="left"/>
+      </w:pPr>
+      <w:r>
+        <w:rPr>
+          <w:rFonts w:ascii="Calibri" w:hAnsi="Calibri"/>
+          <w:b/>
+          <w:i w:val="0"/>
+          <w:color w:val="000000"/>
+          <w:sz w:val="20"/>
+        </w:rPr>
+        <w:t>Languages:</w:t>
+      </w:r>
+      <w:r>
+        <w:rPr>
+          <w:rFonts w:ascii="Calibri" w:hAnsi="Calibri"/>
+          <w:b w:val="0"/>
+          <w:i w:val="0"/>
+          <w:color w:val="000000"/>
+          <w:sz w:val="20"/>
+        </w:rPr>
+        <w:t xml:space="preserve"> Portuguese (native) · English (B2 — technical communication and client meetings)</w:t>
       </w:r>
     </w:p>
     <w:sectPr>
-      <w:pgSz w:w="12240" w:h="15840"/>
+      <w:pgSz w:w="11906" w:h="16838"/>
       <w:pgMar w:top="720" w:right="1083" w:bottom="720" w:left="1083" w:header="720" w:footer="720" w:gutter="0"/>
       <w:cols w:space="720"/>
       <w:docGrid w:linePitch="360"/>
